--- a/Documents/Python/2601099TejashreeKhade.docx
+++ b/Documents/Python/2601099TejashreeKhade.docx
@@ -4,54 +4,138 @@
   <w:body>
     <w:p>
       <w:pPr>
-        <w:rPr>
-          <w:rFonts w:hint="default"/>
-          <w:lang w:val="en-IN"/>
-        </w:rPr>
-      </w:pPr>
-      <w:r>
-        <w:rPr>
-          <w:rFonts w:hint="default"/>
+        <w:jc w:val="center"/>
+        <w:rPr>
+          <w:rFonts w:hint="default" w:ascii="Times New Roman" w:hAnsi="Times New Roman" w:cs="Times New Roman"/>
+          <w:b/>
+          <w:bCs/>
+          <w:sz w:val="28"/>
+          <w:szCs w:val="28"/>
+          <w:lang w:val="en-IN"/>
+        </w:rPr>
+      </w:pPr>
+      <w:r>
+        <w:rPr>
+          <w:rFonts w:hint="default" w:ascii="Times New Roman" w:hAnsi="Times New Roman" w:cs="Times New Roman"/>
+          <w:b/>
+          <w:bCs/>
+          <w:sz w:val="28"/>
+          <w:szCs w:val="28"/>
+          <w:lang w:val="en-IN"/>
+        </w:rPr>
+        <w:t>Python Assessment</w:t>
+      </w:r>
+    </w:p>
+    <w:p>
+      <w:pPr>
+        <w:rPr>
+          <w:rFonts w:hint="default" w:ascii="Times New Roman" w:hAnsi="Times New Roman" w:cs="Times New Roman"/>
+          <w:sz w:val="24"/>
+          <w:szCs w:val="24"/>
+          <w:lang w:val="en-IN"/>
+        </w:rPr>
+      </w:pPr>
+    </w:p>
+    <w:p>
+      <w:pPr>
+        <w:rPr>
+          <w:rFonts w:hint="default" w:ascii="Times New Roman" w:hAnsi="Times New Roman" w:cs="Times New Roman"/>
+          <w:sz w:val="24"/>
+          <w:szCs w:val="24"/>
+          <w:lang w:val="en-IN"/>
+        </w:rPr>
+      </w:pPr>
+      <w:r>
+        <w:rPr>
+          <w:rFonts w:hint="default" w:ascii="Times New Roman" w:hAnsi="Times New Roman" w:cs="Times New Roman"/>
+          <w:sz w:val="24"/>
+          <w:szCs w:val="24"/>
           <w:lang w:val="en-IN"/>
         </w:rPr>
         <w:t>Name:- Tejashree Appa Khade</w:t>
       </w:r>
-    </w:p>
-    <w:p>
-      <w:pPr>
-        <w:rPr>
-          <w:rFonts w:hint="default"/>
-          <w:lang w:val="en-IN"/>
-        </w:rPr>
-      </w:pPr>
-      <w:r>
-        <w:rPr>
-          <w:rFonts w:hint="default"/>
+      <w:bookmarkStart w:id="0" w:name="_GoBack"/>
+      <w:bookmarkEnd w:id="0"/>
+    </w:p>
+    <w:p>
+      <w:pPr>
+        <w:rPr>
+          <w:rFonts w:hint="default" w:ascii="Times New Roman" w:hAnsi="Times New Roman" w:cs="Times New Roman"/>
+          <w:sz w:val="24"/>
+          <w:szCs w:val="24"/>
+          <w:lang w:val="en-IN"/>
+        </w:rPr>
+      </w:pPr>
+      <w:r>
+        <w:rPr>
+          <w:rFonts w:hint="default" w:ascii="Times New Roman" w:hAnsi="Times New Roman" w:cs="Times New Roman"/>
+          <w:sz w:val="24"/>
+          <w:szCs w:val="24"/>
           <w:lang w:val="en-IN"/>
         </w:rPr>
         <w:t>Roll No:-2601099</w:t>
       </w:r>
     </w:p>
-    <w:p/>
-    <w:p/>
-    <w:p>
-      <w:pPr>
-        <w:rPr>
-          <w:rFonts w:hint="default"/>
-          <w:lang w:val="en-IN"/>
-        </w:rPr>
-      </w:pPr>
-      <w:r>
-        <w:rPr>
-          <w:rFonts w:hint="default"/>
-          <w:lang w:val="en-IN"/>
-        </w:rPr>
-        <w:t xml:space="preserve">Que. 1. </w:t>
-      </w:r>
-    </w:p>
-    <w:p/>
-    <w:p>
-      <w:r>
+    <w:p>
+      <w:pPr>
+        <w:rPr>
+          <w:rFonts w:hint="default" w:ascii="Times New Roman" w:hAnsi="Times New Roman" w:cs="Times New Roman"/>
+          <w:sz w:val="24"/>
+          <w:szCs w:val="24"/>
+        </w:rPr>
+      </w:pPr>
+    </w:p>
+    <w:p>
+      <w:pPr>
+        <w:rPr>
+          <w:rFonts w:hint="default" w:ascii="Times New Roman" w:hAnsi="Times New Roman" w:cs="Times New Roman"/>
+          <w:sz w:val="24"/>
+          <w:szCs w:val="24"/>
+        </w:rPr>
+      </w:pPr>
+    </w:p>
+    <w:p>
+      <w:pPr>
+        <w:rPr>
+          <w:rFonts w:hint="default" w:ascii="Times New Roman" w:hAnsi="Times New Roman" w:cs="Times New Roman"/>
+          <w:sz w:val="24"/>
+          <w:szCs w:val="24"/>
+          <w:lang w:val="en-IN"/>
+        </w:rPr>
+      </w:pPr>
+      <w:r>
+        <w:rPr>
+          <w:rFonts w:hint="default" w:ascii="Times New Roman" w:hAnsi="Times New Roman" w:cs="Times New Roman"/>
+          <w:sz w:val="24"/>
+          <w:szCs w:val="24"/>
+          <w:lang w:val="en-IN"/>
+        </w:rPr>
+        <w:t>Que. 1. write a program to read a file and count how many vowels are present in its content</w:t>
+      </w:r>
+    </w:p>
+    <w:p>
+      <w:pPr>
+        <w:rPr>
+          <w:rFonts w:hint="default" w:ascii="Times New Roman" w:hAnsi="Times New Roman" w:cs="Times New Roman"/>
+          <w:sz w:val="24"/>
+          <w:szCs w:val="24"/>
+        </w:rPr>
+      </w:pPr>
+    </w:p>
+    <w:p>
+      <w:pPr>
+        <w:rPr>
+          <w:rFonts w:hint="default" w:ascii="Times New Roman" w:hAnsi="Times New Roman" w:cs="Times New Roman"/>
+          <w:sz w:val="24"/>
+          <w:szCs w:val="24"/>
+        </w:rPr>
+      </w:pPr>
+      <w:r>
+        <w:rPr>
+          <w:rFonts w:hint="default" w:ascii="Times New Roman" w:hAnsi="Times New Roman" w:cs="Times New Roman"/>
+          <w:sz w:val="24"/>
+          <w:szCs w:val="24"/>
+        </w:rPr>
         <w:drawing>
           <wp:inline distT="0" distB="0" distL="114300" distR="114300">
             <wp:extent cx="5272405" cy="1555750"/>
@@ -95,17 +179,29 @@
         </w:drawing>
       </w:r>
     </w:p>
-    <w:p/>
-    <w:p>
-      <w:pPr>
-        <w:rPr>
-          <w:rFonts w:hint="default"/>
-          <w:lang w:val="en-IN"/>
-        </w:rPr>
-      </w:pPr>
-      <w:r>
-        <w:rPr>
-          <w:rFonts w:hint="default"/>
+    <w:p>
+      <w:pPr>
+        <w:rPr>
+          <w:rFonts w:hint="default" w:ascii="Times New Roman" w:hAnsi="Times New Roman" w:cs="Times New Roman"/>
+          <w:sz w:val="24"/>
+          <w:szCs w:val="24"/>
+        </w:rPr>
+      </w:pPr>
+    </w:p>
+    <w:p>
+      <w:pPr>
+        <w:rPr>
+          <w:rFonts w:hint="default" w:ascii="Times New Roman" w:hAnsi="Times New Roman" w:cs="Times New Roman"/>
+          <w:sz w:val="24"/>
+          <w:szCs w:val="24"/>
+          <w:lang w:val="en-IN"/>
+        </w:rPr>
+      </w:pPr>
+      <w:r>
+        <w:rPr>
+          <w:rFonts w:hint="default" w:ascii="Times New Roman" w:hAnsi="Times New Roman" w:cs="Times New Roman"/>
+          <w:sz w:val="24"/>
+          <w:szCs w:val="24"/>
           <w:lang w:val="en-IN"/>
         </w:rPr>
         <w:t>Output-</w:t>
@@ -114,13 +210,17 @@
     <w:p>
       <w:pPr>
         <w:rPr>
-          <w:rFonts w:hint="default"/>
-          <w:lang w:val="en-IN"/>
-        </w:rPr>
-      </w:pPr>
-    </w:p>
-    <w:p>
-      <w:r>
+          <w:rFonts w:hint="default" w:ascii="Times New Roman" w:hAnsi="Times New Roman" w:cs="Times New Roman"/>
+          <w:sz w:val="24"/>
+          <w:szCs w:val="24"/>
+        </w:rPr>
+      </w:pPr>
+      <w:r>
+        <w:rPr>
+          <w:rFonts w:hint="default" w:ascii="Times New Roman" w:hAnsi="Times New Roman" w:cs="Times New Roman"/>
+          <w:sz w:val="24"/>
+          <w:szCs w:val="24"/>
+        </w:rPr>
         <w:drawing>
           <wp:inline distT="0" distB="0" distL="114300" distR="114300">
             <wp:extent cx="4314825" cy="581025"/>
@@ -164,38 +264,53 @@
         </w:drawing>
       </w:r>
     </w:p>
-    <w:p/>
-    <w:p>
-      <w:pPr>
-        <w:rPr>
-          <w:rFonts w:hint="default"/>
-          <w:lang w:val="en-IN"/>
-        </w:rPr>
-      </w:pPr>
-      <w:r>
-        <w:rPr>
-          <w:rFonts w:hint="default"/>
-          <w:lang w:val="en-IN"/>
-        </w:rPr>
-        <w:t xml:space="preserve">Que. 2. </w:t>
-      </w:r>
-    </w:p>
-    <w:p>
-      <w:pPr>
-        <w:rPr>
-          <w:rFonts w:hint="default"/>
-          <w:lang w:val="en-IN"/>
-        </w:rPr>
-      </w:pPr>
-    </w:p>
-    <w:p>
-      <w:pPr>
-        <w:rPr>
-          <w:rFonts w:hint="default"/>
-          <w:lang w:val="en-IN"/>
-        </w:rPr>
-      </w:pPr>
-      <w:r>
+    <w:p>
+      <w:pPr>
+        <w:pStyle w:val="4"/>
+        <w:keepNext w:val="0"/>
+        <w:keepLines w:val="0"/>
+        <w:widowControl/>
+        <w:suppressLineNumbers w:val="0"/>
+        <w:rPr>
+          <w:rFonts w:hint="default" w:ascii="Times New Roman" w:hAnsi="Times New Roman" w:cs="Times New Roman"/>
+          <w:sz w:val="24"/>
+          <w:szCs w:val="24"/>
+          <w:lang w:val="en-IN"/>
+        </w:rPr>
+      </w:pPr>
+      <w:r>
+        <w:rPr>
+          <w:rFonts w:hint="default" w:ascii="Times New Roman" w:hAnsi="Times New Roman" w:cs="Times New Roman"/>
+          <w:sz w:val="24"/>
+          <w:szCs w:val="24"/>
+          <w:lang w:val="en-IN"/>
+        </w:rPr>
+        <w:t>Que. 2</w:t>
+      </w:r>
+      <w:r>
+        <w:rPr>
+          <w:rFonts w:hint="default" w:ascii="Times New Roman" w:hAnsi="Times New Roman" w:cs="Times New Roman"/>
+          <w:sz w:val="24"/>
+          <w:szCs w:val="24"/>
+        </w:rPr>
+        <w:t>. Read all Lines from a file into a list. Print the total number of lines and Display the 2nd and 4th line.</w:t>
+      </w:r>
+    </w:p>
+    <w:p>
+      <w:pPr>
+        <w:rPr>
+          <w:rFonts w:hint="default" w:ascii="Times New Roman" w:hAnsi="Times New Roman" w:cs="Times New Roman"/>
+          <w:sz w:val="24"/>
+          <w:szCs w:val="24"/>
+          <w:lang w:val="en-IN"/>
+        </w:rPr>
+      </w:pPr>
+      <w:r>
+        <w:rPr>
+          <w:rFonts w:hint="default" w:ascii="Times New Roman" w:hAnsi="Times New Roman" w:cs="Times New Roman"/>
+          <w:sz w:val="24"/>
+          <w:szCs w:val="24"/>
+        </w:rPr>
         <w:drawing>
           <wp:inline distT="0" distB="0" distL="114300" distR="114300">
             <wp:extent cx="5269865" cy="2186940"/>
@@ -242,21 +357,27 @@
     <w:p>
       <w:pPr>
         <w:rPr>
-          <w:rFonts w:hint="default"/>
-          <w:lang w:val="en-IN"/>
-        </w:rPr>
-      </w:pPr>
-    </w:p>
-    <w:p>
-      <w:pPr>
-        <w:rPr>
-          <w:rFonts w:hint="default"/>
-          <w:lang w:val="en-IN"/>
-        </w:rPr>
-      </w:pPr>
-      <w:r>
-        <w:rPr>
-          <w:rFonts w:hint="default"/>
+          <w:rFonts w:hint="default" w:ascii="Times New Roman" w:hAnsi="Times New Roman" w:cs="Times New Roman"/>
+          <w:sz w:val="24"/>
+          <w:szCs w:val="24"/>
+          <w:lang w:val="en-IN"/>
+        </w:rPr>
+      </w:pPr>
+    </w:p>
+    <w:p>
+      <w:pPr>
+        <w:rPr>
+          <w:rFonts w:hint="default" w:ascii="Times New Roman" w:hAnsi="Times New Roman" w:cs="Times New Roman"/>
+          <w:sz w:val="24"/>
+          <w:szCs w:val="24"/>
+          <w:lang w:val="en-IN"/>
+        </w:rPr>
+      </w:pPr>
+      <w:r>
+        <w:rPr>
+          <w:rFonts w:hint="default" w:ascii="Times New Roman" w:hAnsi="Times New Roman" w:cs="Times New Roman"/>
+          <w:sz w:val="24"/>
+          <w:szCs w:val="24"/>
           <w:lang w:val="en-IN"/>
         </w:rPr>
         <w:t>Output-</w:t>
@@ -265,13 +386,17 @@
     <w:p>
       <w:pPr>
         <w:rPr>
-          <w:rFonts w:hint="default"/>
-          <w:lang w:val="en-IN"/>
-        </w:rPr>
-      </w:pPr>
-    </w:p>
-    <w:p>
-      <w:r>
+          <w:rFonts w:hint="default" w:ascii="Times New Roman" w:hAnsi="Times New Roman" w:cs="Times New Roman"/>
+          <w:sz w:val="24"/>
+          <w:szCs w:val="24"/>
+        </w:rPr>
+      </w:pPr>
+      <w:r>
+        <w:rPr>
+          <w:rFonts w:hint="default" w:ascii="Times New Roman" w:hAnsi="Times New Roman" w:cs="Times New Roman"/>
+          <w:sz w:val="24"/>
+          <w:szCs w:val="24"/>
+        </w:rPr>
         <w:drawing>
           <wp:inline distT="0" distB="0" distL="114300" distR="114300">
             <wp:extent cx="4133850" cy="866775"/>
@@ -315,42 +440,109 @@
         </w:drawing>
       </w:r>
     </w:p>
-    <w:p/>
-    <w:p>
-      <w:pPr>
-        <w:rPr>
-          <w:rFonts w:hint="default"/>
-          <w:lang w:val="en-IN"/>
-        </w:rPr>
-      </w:pPr>
-      <w:r>
-        <w:rPr>
-          <w:rFonts w:hint="default"/>
-          <w:lang w:val="en-IN"/>
-        </w:rPr>
-        <w:t>Que. 3</w:t>
-      </w:r>
-    </w:p>
-    <w:p>
-      <w:pPr>
-        <w:rPr>
-          <w:rFonts w:hint="default"/>
-          <w:lang w:val="en-IN"/>
-        </w:rPr>
-      </w:pPr>
-    </w:p>
-    <w:p>
-      <w:pPr>
-        <w:rPr>
-          <w:rFonts w:hint="default"/>
-          <w:lang w:val="en-IN"/>
-        </w:rPr>
-      </w:pPr>
-      <w:r>
+    <w:p>
+      <w:pPr>
+        <w:rPr>
+          <w:rFonts w:hint="default" w:ascii="Times New Roman" w:hAnsi="Times New Roman" w:cs="Times New Roman"/>
+          <w:sz w:val="24"/>
+          <w:szCs w:val="24"/>
+        </w:rPr>
+      </w:pPr>
+    </w:p>
+    <w:p>
+      <w:pPr>
+        <w:rPr>
+          <w:rFonts w:hint="default" w:ascii="Times New Roman" w:hAnsi="Times New Roman" w:eastAsia="Segoe UI" w:cs="Times New Roman"/>
+          <w:i w:val="0"/>
+          <w:iCs w:val="0"/>
+          <w:caps w:val="0"/>
+          <w:color w:val="0D0D0D"/>
+          <w:spacing w:val="0"/>
+          <w:sz w:val="24"/>
+          <w:szCs w:val="24"/>
+          <w:shd w:val="clear" w:fill="FFFFFF"/>
+          <w:lang w:val="en-IN"/>
+        </w:rPr>
+      </w:pPr>
+    </w:p>
+    <w:p>
+      <w:pPr>
+        <w:rPr>
+          <w:rFonts w:hint="default" w:ascii="Times New Roman" w:hAnsi="Times New Roman" w:eastAsia="Segoe UI" w:cs="Times New Roman"/>
+          <w:i w:val="0"/>
+          <w:iCs w:val="0"/>
+          <w:caps w:val="0"/>
+          <w:color w:val="0D0D0D"/>
+          <w:spacing w:val="0"/>
+          <w:sz w:val="24"/>
+          <w:szCs w:val="24"/>
+          <w:shd w:val="clear" w:fill="FFFFFF"/>
+        </w:rPr>
+      </w:pPr>
+      <w:r>
+        <w:rPr>
+          <w:rFonts w:hint="default" w:ascii="Times New Roman" w:hAnsi="Times New Roman" w:eastAsia="Segoe UI" w:cs="Times New Roman"/>
+          <w:i w:val="0"/>
+          <w:iCs w:val="0"/>
+          <w:caps w:val="0"/>
+          <w:color w:val="0D0D0D"/>
+          <w:spacing w:val="0"/>
+          <w:sz w:val="24"/>
+          <w:szCs w:val="24"/>
+          <w:shd w:val="clear" w:fill="FFFFFF"/>
+          <w:lang w:val="en-IN"/>
+        </w:rPr>
+        <w:t>Que.</w:t>
+      </w:r>
+      <w:r>
+        <w:rPr>
+          <w:rFonts w:hint="default" w:ascii="Times New Roman" w:hAnsi="Times New Roman" w:eastAsia="Segoe UI" w:cs="Times New Roman"/>
+          <w:i w:val="0"/>
+          <w:iCs w:val="0"/>
+          <w:caps w:val="0"/>
+          <w:color w:val="0D0D0D"/>
+          <w:spacing w:val="0"/>
+          <w:sz w:val="24"/>
+          <w:szCs w:val="24"/>
+          <w:shd w:val="clear" w:fill="FFFFFF"/>
+        </w:rPr>
+        <w:t xml:space="preserve"> 3. Take a sentence from the user, split it into words, and store them in a list. Print the longest word.</w:t>
+      </w:r>
+    </w:p>
+    <w:p>
+      <w:pPr>
+        <w:rPr>
+          <w:rFonts w:hint="default" w:ascii="Times New Roman" w:hAnsi="Times New Roman" w:eastAsia="Segoe UI" w:cs="Times New Roman"/>
+          <w:i w:val="0"/>
+          <w:iCs w:val="0"/>
+          <w:caps w:val="0"/>
+          <w:color w:val="0D0D0D"/>
+          <w:spacing w:val="0"/>
+          <w:sz w:val="24"/>
+          <w:szCs w:val="24"/>
+          <w:shd w:val="clear" w:fill="FFFFFF"/>
+          <w:lang w:val="en-IN"/>
+        </w:rPr>
+      </w:pPr>
+    </w:p>
+    <w:p>
+      <w:pPr>
+        <w:rPr>
+          <w:rFonts w:hint="default" w:ascii="Times New Roman" w:hAnsi="Times New Roman" w:cs="Times New Roman"/>
+          <w:sz w:val="24"/>
+          <w:szCs w:val="24"/>
+        </w:rPr>
+      </w:pPr>
+      <w:r>
+        <w:rPr>
+          <w:rFonts w:hint="default" w:ascii="Times New Roman" w:hAnsi="Times New Roman" w:cs="Times New Roman"/>
+          <w:sz w:val="24"/>
+          <w:szCs w:val="24"/>
+        </w:rPr>
         <w:drawing>
           <wp:inline distT="0" distB="0" distL="114300" distR="114300">
-            <wp:extent cx="5269865" cy="2216150"/>
-            <wp:effectExtent l="0" t="0" r="6985" b="12700"/>
+            <wp:extent cx="5269865" cy="1845310"/>
+            <wp:effectExtent l="0" t="0" r="6985" b="2540"/>
             <wp:docPr id="5" name="Picture 5"/>
             <wp:cNvGraphicFramePr>
               <a:graphicFrameLocks xmlns:a="http://schemas.openxmlformats.org/drawingml/2006/main" noChangeAspect="1"/>
@@ -373,7 +565,7 @@
                   <pic:spPr>
                     <a:xfrm>
                       <a:off x="0" y="0"/>
-                      <a:ext cx="5269865" cy="2216150"/>
+                      <a:ext cx="5269865" cy="1845310"/>
                     </a:xfrm>
                     <a:prstGeom prst="rect">
                       <a:avLst/>
@@ -389,24 +581,31 @@
           </wp:inline>
         </w:drawing>
       </w:r>
-      <w:r>
-        <w:rPr>
-          <w:rFonts w:hint="default"/>
-          <w:lang w:val="en-IN"/>
-        </w:rPr>
-        <w:t xml:space="preserve">. </w:t>
-      </w:r>
-    </w:p>
-    <w:p>
-      <w:pPr>
-        <w:rPr>
-          <w:rFonts w:hint="default"/>
-          <w:lang w:val="en-IN"/>
-        </w:rPr>
-      </w:pPr>
-      <w:r>
-        <w:rPr>
-          <w:rFonts w:hint="default"/>
+    </w:p>
+    <w:p>
+      <w:pPr>
+        <w:rPr>
+          <w:rFonts w:hint="default" w:ascii="Times New Roman" w:hAnsi="Times New Roman" w:cs="Times New Roman"/>
+          <w:sz w:val="24"/>
+          <w:szCs w:val="24"/>
+          <w:lang w:val="en-IN"/>
+        </w:rPr>
+      </w:pPr>
+    </w:p>
+    <w:p>
+      <w:pPr>
+        <w:rPr>
+          <w:rFonts w:hint="default" w:ascii="Times New Roman" w:hAnsi="Times New Roman" w:cs="Times New Roman"/>
+          <w:sz w:val="24"/>
+          <w:szCs w:val="24"/>
+          <w:lang w:val="en-IN"/>
+        </w:rPr>
+      </w:pPr>
+      <w:r>
+        <w:rPr>
+          <w:rFonts w:hint="default" w:ascii="Times New Roman" w:hAnsi="Times New Roman" w:cs="Times New Roman"/>
+          <w:sz w:val="24"/>
+          <w:szCs w:val="24"/>
           <w:lang w:val="en-IN"/>
         </w:rPr>
         <w:t>Output-</w:t>
@@ -415,17 +614,21 @@
     <w:p>
       <w:pPr>
         <w:rPr>
-          <w:rFonts w:hint="default"/>
-          <w:lang w:val="en-IN"/>
-        </w:rPr>
-      </w:pPr>
-    </w:p>
-    <w:p>
-      <w:r>
+          <w:rFonts w:hint="default" w:ascii="Times New Roman" w:hAnsi="Times New Roman" w:cs="Times New Roman"/>
+          <w:sz w:val="24"/>
+          <w:szCs w:val="24"/>
+        </w:rPr>
+      </w:pPr>
+      <w:r>
+        <w:rPr>
+          <w:rFonts w:hint="default" w:ascii="Times New Roman" w:hAnsi="Times New Roman" w:cs="Times New Roman"/>
+          <w:sz w:val="24"/>
+          <w:szCs w:val="24"/>
+        </w:rPr>
         <w:drawing>
           <wp:inline distT="0" distB="0" distL="114300" distR="114300">
-            <wp:extent cx="4191000" cy="1057275"/>
-            <wp:effectExtent l="0" t="0" r="0" b="9525"/>
+            <wp:extent cx="4191000" cy="772160"/>
+            <wp:effectExtent l="0" t="0" r="0" b="8890"/>
             <wp:docPr id="6" name="Picture 6"/>
             <wp:cNvGraphicFramePr>
               <a:graphicFrameLocks xmlns:a="http://schemas.openxmlformats.org/drawingml/2006/main" noChangeAspect="1"/>
@@ -448,7 +651,7 @@
                   <pic:spPr>
                     <a:xfrm>
                       <a:off x="0" y="0"/>
-                      <a:ext cx="4191000" cy="1057275"/>
+                      <a:ext cx="4191000" cy="772160"/>
                     </a:xfrm>
                     <a:prstGeom prst="rect">
                       <a:avLst/>
@@ -465,30 +668,96 @@
         </w:drawing>
       </w:r>
     </w:p>
-    <w:p/>
-    <w:p/>
-    <w:p>
-      <w:pPr>
-        <w:rPr>
-          <w:rFonts w:hint="default"/>
-          <w:lang w:val="en-IN"/>
-        </w:rPr>
-      </w:pPr>
-      <w:r>
-        <w:rPr>
-          <w:rFonts w:hint="default"/>
-          <w:lang w:val="en-IN"/>
-        </w:rPr>
-        <w:t>Que. 4.</w:t>
-      </w:r>
-    </w:p>
-    <w:p/>
-    <w:p>
-      <w:r>
+    <w:p>
+      <w:pPr>
+        <w:pStyle w:val="4"/>
+        <w:keepNext w:val="0"/>
+        <w:keepLines w:val="0"/>
+        <w:widowControl/>
+        <w:suppressLineNumbers w:val="0"/>
+        <w:rPr>
+          <w:rFonts w:hint="default" w:ascii="Times New Roman" w:hAnsi="Times New Roman" w:cs="Times New Roman"/>
+          <w:sz w:val="24"/>
+          <w:szCs w:val="24"/>
+        </w:rPr>
+      </w:pPr>
+      <w:r>
+        <w:rPr>
+          <w:rFonts w:hint="default" w:ascii="Times New Roman" w:hAnsi="Times New Roman" w:cs="Times New Roman"/>
+          <w:sz w:val="24"/>
+          <w:szCs w:val="24"/>
+          <w:lang w:val="en-IN"/>
+        </w:rPr>
+        <w:t xml:space="preserve">Que. </w:t>
+      </w:r>
+      <w:r>
+        <w:rPr>
+          <w:rFonts w:hint="default" w:ascii="Times New Roman" w:hAnsi="Times New Roman" w:cs="Times New Roman"/>
+          <w:sz w:val="24"/>
+          <w:szCs w:val="24"/>
+        </w:rPr>
+        <w:t>4.Read a file, split its content into words, and store them in list.</w:t>
+      </w:r>
+      <w:r>
+        <w:rPr>
+          <w:rFonts w:hint="default" w:ascii="Times New Roman" w:hAnsi="Times New Roman" w:cs="Times New Roman"/>
+          <w:sz w:val="24"/>
+          <w:szCs w:val="24"/>
+        </w:rPr>
+        <w:br w:type="textWrapping"/>
+      </w:r>
+      <w:r>
+        <w:rPr>
+          <w:rFonts w:hint="default" w:ascii="Times New Roman" w:hAnsi="Times New Roman" w:cs="Times New Roman"/>
+          <w:sz w:val="24"/>
+          <w:szCs w:val="24"/>
+        </w:rPr>
+        <w:t xml:space="preserve"> i.Print the total number of words.</w:t>
+      </w:r>
+      <w:r>
+        <w:rPr>
+          <w:rFonts w:hint="default" w:ascii="Times New Roman" w:hAnsi="Times New Roman" w:cs="Times New Roman"/>
+          <w:sz w:val="24"/>
+          <w:szCs w:val="24"/>
+        </w:rPr>
+        <w:br w:type="textWrapping"/>
+      </w:r>
+      <w:r>
+        <w:rPr>
+          <w:rFonts w:hint="default" w:ascii="Times New Roman" w:hAnsi="Times New Roman" w:cs="Times New Roman"/>
+          <w:sz w:val="24"/>
+          <w:szCs w:val="24"/>
+        </w:rPr>
+        <w:t xml:space="preserve"> ii.print all unique words</w:t>
+      </w:r>
+      <w:r>
+        <w:rPr>
+          <w:rFonts w:hint="default" w:ascii="Times New Roman" w:hAnsi="Times New Roman" w:cs="Times New Roman"/>
+          <w:sz w:val="24"/>
+          <w:szCs w:val="24"/>
+          <w:lang w:val="en-IN"/>
+        </w:rPr>
+        <w:t>.</w:t>
+      </w:r>
+    </w:p>
+    <w:p>
+      <w:pPr>
+        <w:rPr>
+          <w:rFonts w:hint="default" w:ascii="Times New Roman" w:hAnsi="Times New Roman" w:cs="Times New Roman"/>
+          <w:sz w:val="24"/>
+          <w:szCs w:val="24"/>
+        </w:rPr>
+      </w:pPr>
+      <w:r>
+        <w:rPr>
+          <w:rFonts w:hint="default" w:ascii="Times New Roman" w:hAnsi="Times New Roman" w:cs="Times New Roman"/>
+          <w:sz w:val="24"/>
+          <w:szCs w:val="24"/>
+        </w:rPr>
         <w:drawing>
           <wp:inline distT="0" distB="0" distL="114300" distR="114300">
-            <wp:extent cx="5271135" cy="2173605"/>
-            <wp:effectExtent l="0" t="0" r="5715" b="17145"/>
+            <wp:extent cx="5271135" cy="1916430"/>
+            <wp:effectExtent l="0" t="0" r="5715" b="7620"/>
             <wp:docPr id="7" name="Picture 7"/>
             <wp:cNvGraphicFramePr>
               <a:graphicFrameLocks xmlns:a="http://schemas.openxmlformats.org/drawingml/2006/main" noChangeAspect="1"/>
@@ -511,7 +780,7 @@
                   <pic:spPr>
                     <a:xfrm>
                       <a:off x="0" y="0"/>
-                      <a:ext cx="5271135" cy="2173605"/>
+                      <a:ext cx="5271135" cy="1916430"/>
                     </a:xfrm>
                     <a:prstGeom prst="rect">
                       <a:avLst/>
@@ -531,47 +800,50 @@
     <w:p>
       <w:pPr>
         <w:rPr>
-          <w:rFonts w:hint="default"/>
-          <w:lang w:val="en-IN"/>
-        </w:rPr>
-      </w:pPr>
-    </w:p>
-    <w:p>
-      <w:pPr>
-        <w:rPr>
-          <w:rFonts w:hint="default"/>
-          <w:lang w:val="en-IN"/>
-        </w:rPr>
-      </w:pPr>
-      <w:r>
-        <w:rPr>
-          <w:rFonts w:hint="default"/>
+          <w:rFonts w:hint="default" w:ascii="Times New Roman" w:hAnsi="Times New Roman" w:cs="Times New Roman"/>
+          <w:sz w:val="24"/>
+          <w:szCs w:val="24"/>
+          <w:lang w:val="en-IN"/>
+        </w:rPr>
+      </w:pPr>
+    </w:p>
+    <w:p>
+      <w:pPr>
+        <w:rPr>
+          <w:rFonts w:hint="default" w:ascii="Times New Roman" w:hAnsi="Times New Roman" w:cs="Times New Roman"/>
+          <w:sz w:val="24"/>
+          <w:szCs w:val="24"/>
+          <w:lang w:val="en-IN"/>
+        </w:rPr>
+      </w:pPr>
+      <w:r>
+        <w:rPr>
+          <w:rFonts w:hint="default" w:ascii="Times New Roman" w:hAnsi="Times New Roman" w:cs="Times New Roman"/>
+          <w:sz w:val="24"/>
+          <w:szCs w:val="24"/>
           <w:lang w:val="en-IN"/>
         </w:rPr>
         <w:t>Output-</w:t>
       </w:r>
-      <w:bookmarkStart w:id="0" w:name="_GoBack"/>
-      <w:bookmarkEnd w:id="0"/>
-    </w:p>
-    <w:p>
-      <w:pPr>
-        <w:rPr>
-          <w:rFonts w:hint="default"/>
-          <w:lang w:val="en-IN"/>
-        </w:rPr>
-      </w:pPr>
-    </w:p>
-    <w:p>
-      <w:pPr>
-        <w:rPr>
-          <w:rFonts w:hint="default"/>
-          <w:lang w:val="en-IN"/>
-        </w:rPr>
-      </w:pPr>
-      <w:r>
+    </w:p>
+    <w:p>
+      <w:pPr>
+        <w:rPr>
+          <w:rFonts w:hint="default" w:ascii="Times New Roman" w:hAnsi="Times New Roman" w:cs="Times New Roman"/>
+          <w:sz w:val="24"/>
+          <w:szCs w:val="24"/>
+          <w:lang w:val="en-IN"/>
+        </w:rPr>
+      </w:pPr>
+      <w:r>
+        <w:rPr>
+          <w:rFonts w:hint="default" w:ascii="Times New Roman" w:hAnsi="Times New Roman" w:cs="Times New Roman"/>
+          <w:sz w:val="24"/>
+          <w:szCs w:val="24"/>
+        </w:rPr>
         <w:drawing>
           <wp:inline distT="0" distB="0" distL="114300" distR="114300">
-            <wp:extent cx="4238625" cy="1200785"/>
+            <wp:extent cx="4238625" cy="1105535"/>
             <wp:effectExtent l="0" t="0" r="9525" b="18415"/>
             <wp:docPr id="8" name="Picture 8"/>
             <wp:cNvGraphicFramePr>
@@ -595,7 +867,7 @@
                   <pic:spPr>
                     <a:xfrm>
                       <a:off x="0" y="0"/>
-                      <a:ext cx="4238625" cy="1200785"/>
+                      <a:ext cx="4238625" cy="1105535"/>
                     </a:xfrm>
                     <a:prstGeom prst="rect">
                       <a:avLst/>
@@ -911,6 +1183,21 @@
       </w:tblCellMar>
     </w:tblPr>
   </w:style>
+  <w:style w:type="paragraph" w:styleId="4">
+    <w:name w:val="Normal (Web)"/>
+    <w:uiPriority w:val="0"/>
+    <w:pPr>
+      <w:spacing w:before="0" w:beforeAutospacing="1" w:after="0" w:afterAutospacing="1"/>
+      <w:ind w:left="0" w:right="0"/>
+      <w:jc w:val="left"/>
+    </w:pPr>
+    <w:rPr>
+      <w:kern w:val="0"/>
+      <w:sz w:val="24"/>
+      <w:szCs w:val="24"/>
+      <w:lang w:val="en-US" w:eastAsia="zh-CN" w:bidi="ar"/>
+    </w:rPr>
+  </w:style>
 </w:styles>
 </file>
 
